--- a/docs/План тестирования.docx
+++ b/docs/План тестирования.docx
@@ -126,8 +126,6 @@
       <w:r>
         <w:t>Дата составления: 15</w:t>
       </w:r>
-      <w:bookmarkStart w:id="0" w:name="_GoBack"/>
-      <w:bookmarkEnd w:id="0"/>
       <w:r>
         <w:t xml:space="preserve"> мая</w:t>
       </w:r>
@@ -141,10 +139,7 @@
         <w:spacing w:before="240" w:after="120"/>
       </w:pPr>
       <w:r>
-        <w:t xml:space="preserve">1. </w:t>
-      </w:r>
-      <w:r>
-        <w:t>Введение</w:t>
+        <w:t>1. Введение</w:t>
       </w:r>
     </w:p>
     <w:p>
@@ -604,10 +599,7 @@
         <w:spacing w:before="240" w:after="120"/>
       </w:pPr>
       <w:r>
-        <w:t xml:space="preserve">5. </w:t>
-      </w:r>
-      <w:r>
-        <w:t>Анализ рисков</w:t>
+        <w:t>5. Анализ рисков</w:t>
       </w:r>
     </w:p>
     <w:p>
@@ -616,10 +608,7 @@
         <w:ind w:firstLine="720"/>
       </w:pPr>
       <w:r>
-        <w:t>В таблице ниже приведены ключевые риски проекта с мера</w:t>
-      </w:r>
-      <w:r>
-        <w:t>ми по их снижению.</w:t>
+        <w:t>В таблице ниже приведены ключевые риски проекта с мерами по их снижению.</w:t>
       </w:r>
     </w:p>
     <w:p>
@@ -651,12 +640,6 @@
         <w:gridCol w:w="3005"/>
       </w:tblGrid>
       <w:tr>
-        <w:tblPrEx>
-          <w:tblCellMar>
-            <w:top w:w="0" w:type="dxa"/>
-            <w:bottom w:w="0" w:type="dxa"/>
-          </w:tblCellMar>
-        </w:tblPrEx>
         <w:trPr>
           <w:tblHeader/>
         </w:trPr>
@@ -794,12 +777,6 @@
         </w:tc>
       </w:tr>
       <w:tr>
-        <w:tblPrEx>
-          <w:tblCellMar>
-            <w:top w:w="0" w:type="dxa"/>
-            <w:bottom w:w="0" w:type="dxa"/>
-          </w:tblCellMar>
-        </w:tblPrEx>
         <w:tc>
           <w:tcPr>
             <w:tcW w:w="650" w:type="dxa"/>
@@ -914,12 +891,6 @@
         </w:tc>
       </w:tr>
       <w:tr>
-        <w:tblPrEx>
-          <w:tblCellMar>
-            <w:top w:w="0" w:type="dxa"/>
-            <w:bottom w:w="0" w:type="dxa"/>
-          </w:tblCellMar>
-        </w:tblPrEx>
         <w:tc>
           <w:tcPr>
             <w:tcW w:w="650" w:type="dxa"/>
@@ -1034,12 +1005,6 @@
         </w:tc>
       </w:tr>
       <w:tr>
-        <w:tblPrEx>
-          <w:tblCellMar>
-            <w:top w:w="0" w:type="dxa"/>
-            <w:bottom w:w="0" w:type="dxa"/>
-          </w:tblCellMar>
-        </w:tblPrEx>
         <w:tc>
           <w:tcPr>
             <w:tcW w:w="650" w:type="dxa"/>
@@ -1145,12 +1110,6 @@
         </w:tc>
       </w:tr>
       <w:tr>
-        <w:tblPrEx>
-          <w:tblCellMar>
-            <w:top w:w="0" w:type="dxa"/>
-            <w:bottom w:w="0" w:type="dxa"/>
-          </w:tblCellMar>
-        </w:tblPrEx>
         <w:tc>
           <w:tcPr>
             <w:tcW w:w="650" w:type="dxa"/>
@@ -1271,6 +1230,434 @@
           </w:p>
         </w:tc>
       </w:tr>
+      <w:tr>
+        <w:tc>
+          <w:tcPr>
+            <w:tcW w:w="650" w:type="dxa"/>
+            <w:tcBorders>
+              <w:top w:val="single" w:sz="4" w:space="0" w:color="000000"/>
+              <w:left w:val="single" w:sz="4" w:space="0" w:color="000000"/>
+              <w:bottom w:val="single" w:sz="4" w:space="0" w:color="000000"/>
+              <w:right w:val="single" w:sz="4" w:space="0" w:color="000000"/>
+            </w:tcBorders>
+            <w:tcMar>
+              <w:top w:w="60" w:type="dxa"/>
+              <w:left w:w="100" w:type="dxa"/>
+              <w:bottom w:w="60" w:type="dxa"/>
+              <w:right w:w="100" w:type="dxa"/>
+            </w:tcMar>
+            <w:vAlign w:val="center"/>
+          </w:tcPr>
+          <w:p>
+            <w:pPr>
+              <w:rPr>
+                <w:sz w:val="20"/>
+                <w:szCs w:val="20"/>
+              </w:rPr>
+            </w:pPr>
+            <w:r>
+              <w:t>R-05</w:t>
+            </w:r>
+          </w:p>
+        </w:tc>
+        <w:tc>
+          <w:tcPr>
+            <w:tcW w:w="3189" w:type="dxa"/>
+            <w:tcBorders>
+              <w:top w:val="single" w:sz="4" w:space="0" w:color="000000"/>
+              <w:left w:val="single" w:sz="4" w:space="0" w:color="000000"/>
+              <w:bottom w:val="single" w:sz="4" w:space="0" w:color="000000"/>
+              <w:right w:val="single" w:sz="4" w:space="0" w:color="000000"/>
+            </w:tcBorders>
+            <w:tcMar>
+              <w:top w:w="60" w:type="dxa"/>
+              <w:left w:w="100" w:type="dxa"/>
+              <w:bottom w:w="60" w:type="dxa"/>
+              <w:right w:w="100" w:type="dxa"/>
+            </w:tcMar>
+            <w:vAlign w:val="center"/>
+          </w:tcPr>
+          <w:p>
+            <w:r>
+              <w:t>Утечка открытых паролей при сбое функции хеширования</w:t>
+            </w:r>
+          </w:p>
+        </w:tc>
+        <w:tc>
+          <w:tcPr>
+            <w:tcW w:w="2226" w:type="dxa"/>
+            <w:tcBorders>
+              <w:top w:val="single" w:sz="4" w:space="0" w:color="000000"/>
+              <w:left w:val="single" w:sz="4" w:space="0" w:color="000000"/>
+              <w:bottom w:val="single" w:sz="4" w:space="0" w:color="000000"/>
+              <w:right w:val="single" w:sz="4" w:space="0" w:color="000000"/>
+            </w:tcBorders>
+            <w:tcMar>
+              <w:top w:w="60" w:type="dxa"/>
+              <w:left w:w="100" w:type="dxa"/>
+              <w:bottom w:w="60" w:type="dxa"/>
+              <w:right w:w="100" w:type="dxa"/>
+            </w:tcMar>
+            <w:vAlign w:val="center"/>
+          </w:tcPr>
+          <w:p>
+            <w:pPr>
+              <w:rPr>
+                <w:sz w:val="20"/>
+                <w:szCs w:val="20"/>
+              </w:rPr>
+            </w:pPr>
+            <w:r>
+              <w:rPr>
+                <w:sz w:val="20"/>
+                <w:szCs w:val="20"/>
+              </w:rPr>
+              <w:t>Высокое</w:t>
+            </w:r>
+          </w:p>
+        </w:tc>
+        <w:tc>
+          <w:tcPr>
+            <w:tcW w:w="3005" w:type="dxa"/>
+            <w:tcBorders>
+              <w:top w:val="single" w:sz="4" w:space="0" w:color="000000"/>
+              <w:left w:val="single" w:sz="4" w:space="0" w:color="000000"/>
+              <w:bottom w:val="single" w:sz="4" w:space="0" w:color="000000"/>
+              <w:right w:val="single" w:sz="4" w:space="0" w:color="000000"/>
+            </w:tcBorders>
+            <w:tcMar>
+              <w:top w:w="60" w:type="dxa"/>
+              <w:left w:w="100" w:type="dxa"/>
+              <w:bottom w:w="60" w:type="dxa"/>
+              <w:right w:w="100" w:type="dxa"/>
+            </w:tcMar>
+            <w:vAlign w:val="center"/>
+          </w:tcPr>
+          <w:p>
+            <w:r>
+              <w:t xml:space="preserve">Тестирование триггеров БД, запрещающих запись строк, если поле пароля не соответствует формату </w:t>
+            </w:r>
+            <w:proofErr w:type="spellStart"/>
+            <w:r>
+              <w:t>Blowfish-хеша</w:t>
+            </w:r>
+            <w:proofErr w:type="spellEnd"/>
+            <w:r>
+              <w:t>.</w:t>
+            </w:r>
+          </w:p>
+        </w:tc>
+      </w:tr>
+      <w:tr>
+        <w:tc>
+          <w:tcPr>
+            <w:tcW w:w="650" w:type="dxa"/>
+            <w:tcBorders>
+              <w:top w:val="single" w:sz="4" w:space="0" w:color="000000"/>
+              <w:left w:val="single" w:sz="4" w:space="0" w:color="000000"/>
+              <w:bottom w:val="single" w:sz="4" w:space="0" w:color="000000"/>
+              <w:right w:val="single" w:sz="4" w:space="0" w:color="000000"/>
+            </w:tcBorders>
+            <w:tcMar>
+              <w:top w:w="60" w:type="dxa"/>
+              <w:left w:w="100" w:type="dxa"/>
+              <w:bottom w:w="60" w:type="dxa"/>
+              <w:right w:w="100" w:type="dxa"/>
+            </w:tcMar>
+            <w:vAlign w:val="center"/>
+          </w:tcPr>
+          <w:p>
+            <w:r>
+              <w:t>R-06</w:t>
+            </w:r>
+          </w:p>
+        </w:tc>
+        <w:tc>
+          <w:tcPr>
+            <w:tcW w:w="3189" w:type="dxa"/>
+            <w:tcBorders>
+              <w:top w:val="single" w:sz="4" w:space="0" w:color="000000"/>
+              <w:left w:val="single" w:sz="4" w:space="0" w:color="000000"/>
+              <w:bottom w:val="single" w:sz="4" w:space="0" w:color="000000"/>
+              <w:right w:val="single" w:sz="4" w:space="0" w:color="000000"/>
+            </w:tcBorders>
+            <w:tcMar>
+              <w:top w:w="60" w:type="dxa"/>
+              <w:left w:w="100" w:type="dxa"/>
+              <w:bottom w:w="60" w:type="dxa"/>
+              <w:right w:w="100" w:type="dxa"/>
+            </w:tcMar>
+            <w:vAlign w:val="center"/>
+          </w:tcPr>
+          <w:p>
+            <w:r>
+              <w:t>Монопольное блокирование таблиц (</w:t>
+            </w:r>
+            <w:proofErr w:type="spellStart"/>
+            <w:r>
+              <w:t>Deadlocks</w:t>
+            </w:r>
+            <w:proofErr w:type="spellEnd"/>
+            <w:r>
+              <w:t>) при параллельных запросах</w:t>
+            </w:r>
+          </w:p>
+        </w:tc>
+        <w:tc>
+          <w:tcPr>
+            <w:tcW w:w="2226" w:type="dxa"/>
+            <w:tcBorders>
+              <w:top w:val="single" w:sz="4" w:space="0" w:color="000000"/>
+              <w:left w:val="single" w:sz="4" w:space="0" w:color="000000"/>
+              <w:bottom w:val="single" w:sz="4" w:space="0" w:color="000000"/>
+              <w:right w:val="single" w:sz="4" w:space="0" w:color="000000"/>
+            </w:tcBorders>
+            <w:tcMar>
+              <w:top w:w="60" w:type="dxa"/>
+              <w:left w:w="100" w:type="dxa"/>
+              <w:bottom w:w="60" w:type="dxa"/>
+              <w:right w:w="100" w:type="dxa"/>
+            </w:tcMar>
+            <w:vAlign w:val="center"/>
+          </w:tcPr>
+          <w:p>
+            <w:pPr>
+              <w:rPr>
+                <w:sz w:val="20"/>
+                <w:szCs w:val="20"/>
+              </w:rPr>
+            </w:pPr>
+            <w:r>
+              <w:rPr>
+                <w:sz w:val="20"/>
+                <w:szCs w:val="20"/>
+              </w:rPr>
+              <w:t>Среднее</w:t>
+            </w:r>
+          </w:p>
+        </w:tc>
+        <w:tc>
+          <w:tcPr>
+            <w:tcW w:w="3005" w:type="dxa"/>
+            <w:tcBorders>
+              <w:top w:val="single" w:sz="4" w:space="0" w:color="000000"/>
+              <w:left w:val="single" w:sz="4" w:space="0" w:color="000000"/>
+              <w:bottom w:val="single" w:sz="4" w:space="0" w:color="000000"/>
+              <w:right w:val="single" w:sz="4" w:space="0" w:color="000000"/>
+            </w:tcBorders>
+            <w:tcMar>
+              <w:top w:w="60" w:type="dxa"/>
+              <w:left w:w="100" w:type="dxa"/>
+              <w:bottom w:w="60" w:type="dxa"/>
+              <w:right w:w="100" w:type="dxa"/>
+            </w:tcMar>
+            <w:vAlign w:val="center"/>
+          </w:tcPr>
+          <w:p>
+            <w:r>
+              <w:rPr>
+                <w:rStyle w:val="citation-40"/>
+              </w:rPr>
+              <w:t xml:space="preserve">Использование оптимистичных блокировок и коротких транзакций в </w:t>
+            </w:r>
+            <w:r>
+              <w:rPr>
+                <w:rStyle w:val="citation-40"/>
+                <w:szCs w:val="20"/>
+              </w:rPr>
+              <w:t>PgDatabase.cpp</w:t>
+            </w:r>
+            <w:r>
+              <w:rPr>
+                <w:sz w:val="24"/>
+              </w:rPr>
+              <w:t>.</w:t>
+            </w:r>
+          </w:p>
+        </w:tc>
+      </w:tr>
+      <w:tr>
+        <w:tc>
+          <w:tcPr>
+            <w:tcW w:w="650" w:type="dxa"/>
+            <w:tcBorders>
+              <w:top w:val="single" w:sz="4" w:space="0" w:color="000000"/>
+              <w:left w:val="single" w:sz="4" w:space="0" w:color="000000"/>
+              <w:bottom w:val="single" w:sz="4" w:space="0" w:color="000000"/>
+              <w:right w:val="single" w:sz="4" w:space="0" w:color="000000"/>
+            </w:tcBorders>
+            <w:tcMar>
+              <w:top w:w="60" w:type="dxa"/>
+              <w:left w:w="100" w:type="dxa"/>
+              <w:bottom w:w="60" w:type="dxa"/>
+              <w:right w:w="100" w:type="dxa"/>
+            </w:tcMar>
+            <w:vAlign w:val="center"/>
+          </w:tcPr>
+          <w:p>
+            <w:r>
+              <w:t>R-07</w:t>
+            </w:r>
+          </w:p>
+        </w:tc>
+        <w:tc>
+          <w:tcPr>
+            <w:tcW w:w="3189" w:type="dxa"/>
+            <w:tcBorders>
+              <w:top w:val="single" w:sz="4" w:space="0" w:color="000000"/>
+              <w:left w:val="single" w:sz="4" w:space="0" w:color="000000"/>
+              <w:bottom w:val="single" w:sz="4" w:space="0" w:color="000000"/>
+              <w:right w:val="single" w:sz="4" w:space="0" w:color="000000"/>
+            </w:tcBorders>
+            <w:tcMar>
+              <w:top w:w="60" w:type="dxa"/>
+              <w:left w:w="100" w:type="dxa"/>
+              <w:bottom w:w="60" w:type="dxa"/>
+              <w:right w:w="100" w:type="dxa"/>
+            </w:tcMar>
+            <w:vAlign w:val="center"/>
+          </w:tcPr>
+          <w:p>
+            <w:r>
+              <w:t xml:space="preserve">Переполнение пула соединений </w:t>
+            </w:r>
+            <w:proofErr w:type="spellStart"/>
+            <w:r>
+              <w:t>PostgreSQL</w:t>
+            </w:r>
+            <w:proofErr w:type="spellEnd"/>
+            <w:r>
+              <w:t xml:space="preserve"> при частых </w:t>
+            </w:r>
+            <w:proofErr w:type="spellStart"/>
+            <w:r>
+              <w:t>переподключениях</w:t>
+            </w:r>
+            <w:proofErr w:type="spellEnd"/>
+            <w:r>
+              <w:t xml:space="preserve"> клиентов</w:t>
+            </w:r>
+          </w:p>
+        </w:tc>
+        <w:tc>
+          <w:tcPr>
+            <w:tcW w:w="2226" w:type="dxa"/>
+            <w:tcBorders>
+              <w:top w:val="single" w:sz="4" w:space="0" w:color="000000"/>
+              <w:left w:val="single" w:sz="4" w:space="0" w:color="000000"/>
+              <w:bottom w:val="single" w:sz="4" w:space="0" w:color="000000"/>
+              <w:right w:val="single" w:sz="4" w:space="0" w:color="000000"/>
+            </w:tcBorders>
+            <w:tcMar>
+              <w:top w:w="60" w:type="dxa"/>
+              <w:left w:w="100" w:type="dxa"/>
+              <w:bottom w:w="60" w:type="dxa"/>
+              <w:right w:w="100" w:type="dxa"/>
+            </w:tcMar>
+            <w:vAlign w:val="center"/>
+          </w:tcPr>
+          <w:p>
+            <w:pPr>
+              <w:rPr>
+                <w:sz w:val="20"/>
+                <w:szCs w:val="20"/>
+              </w:rPr>
+            </w:pPr>
+            <w:r>
+              <w:rPr>
+                <w:sz w:val="20"/>
+                <w:szCs w:val="20"/>
+              </w:rPr>
+              <w:t>Среднее</w:t>
+            </w:r>
+          </w:p>
+        </w:tc>
+        <w:tc>
+          <w:tcPr>
+            <w:tcW w:w="3005" w:type="dxa"/>
+            <w:tcBorders>
+              <w:top w:val="single" w:sz="4" w:space="0" w:color="000000"/>
+              <w:left w:val="single" w:sz="4" w:space="0" w:color="000000"/>
+              <w:bottom w:val="single" w:sz="4" w:space="0" w:color="000000"/>
+              <w:right w:val="single" w:sz="4" w:space="0" w:color="000000"/>
+            </w:tcBorders>
+            <w:tcMar>
+              <w:top w:w="60" w:type="dxa"/>
+              <w:left w:w="100" w:type="dxa"/>
+              <w:bottom w:w="60" w:type="dxa"/>
+              <w:right w:w="100" w:type="dxa"/>
+            </w:tcMar>
+            <w:vAlign w:val="center"/>
+          </w:tcPr>
+          <w:p>
+            <w:r>
+              <w:rPr>
+                <w:rStyle w:val="citation-39"/>
+              </w:rPr>
+              <w:t xml:space="preserve">Конфигурирование </w:t>
+            </w:r>
+            <w:proofErr w:type="spellStart"/>
+            <w:r>
+              <w:rPr>
+                <w:rStyle w:val="citation-39"/>
+              </w:rPr>
+              <w:t>Connection</w:t>
+            </w:r>
+            <w:proofErr w:type="spellEnd"/>
+            <w:r>
+              <w:rPr>
+                <w:rStyle w:val="citation-39"/>
+              </w:rPr>
+              <w:t xml:space="preserve"> </w:t>
+            </w:r>
+            <w:proofErr w:type="spellStart"/>
+            <w:r>
+              <w:rPr>
+                <w:rStyle w:val="citation-39"/>
+              </w:rPr>
+              <w:t>Pool</w:t>
+            </w:r>
+            <w:proofErr w:type="spellEnd"/>
+            <w:r>
+              <w:rPr>
+                <w:rStyle w:val="citation-39"/>
+              </w:rPr>
+              <w:t xml:space="preserve"> на стороне </w:t>
+            </w:r>
+            <w:proofErr w:type="spellStart"/>
+            <w:r>
+              <w:rPr>
+                <w:rStyle w:val="citation-39"/>
+              </w:rPr>
+              <w:t>Qt</w:t>
+            </w:r>
+            <w:proofErr w:type="spellEnd"/>
+            <w:r>
+              <w:rPr>
+                <w:rStyle w:val="citation-39"/>
+              </w:rPr>
+              <w:t xml:space="preserve">/C++ сервера и </w:t>
+            </w:r>
+            <w:proofErr w:type="spellStart"/>
+            <w:r>
+              <w:rPr>
+                <w:rStyle w:val="citation-39"/>
+              </w:rPr>
+              <w:t>валидация</w:t>
+            </w:r>
+            <w:proofErr w:type="spellEnd"/>
+            <w:r>
+              <w:rPr>
+                <w:rStyle w:val="citation-39"/>
+              </w:rPr>
+              <w:t xml:space="preserve"> закрытия дескрипторов</w:t>
+            </w:r>
+            <w:r>
+              <w:t>.</w:t>
+            </w:r>
+          </w:p>
+        </w:tc>
+      </w:tr>
     </w:tbl>
     <w:p>
       <w:pPr>
@@ -1951,6 +2338,7 @@
               <w:rPr>
                 <w:lang w:val="en-US"/>
               </w:rPr>
+              <w:lastRenderedPageBreak/>
               <w:t>TC-02</w:t>
             </w:r>
           </w:p>
@@ -2596,7 +2984,6 @@
               <w:rPr>
                 <w:lang w:val="en-US"/>
               </w:rPr>
-              <w:lastRenderedPageBreak/>
               <w:t>TC-05</w:t>
             </w:r>
           </w:p>
@@ -4219,6 +4606,7 @@
                 <w:b/>
                 <w:lang w:val="en-US"/>
               </w:rPr>
+              <w:lastRenderedPageBreak/>
               <w:t>ID</w:t>
             </w:r>
           </w:p>
@@ -4657,7 +5045,6 @@
               <w:rPr>
                 <w:lang w:val="en-US"/>
               </w:rPr>
-              <w:lastRenderedPageBreak/>
               <w:t>TC-16</w:t>
             </w:r>
           </w:p>
@@ -5681,7 +6068,11 @@
               <w:spacing w:before="60" w:after="60"/>
             </w:pPr>
             <w:r>
-              <w:t>Сервер безопасно обрабатывает строку как обычный текст.</w:t>
+              <w:t xml:space="preserve">Сервер безопасно обрабатывает </w:t>
+            </w:r>
+            <w:r>
+              <w:lastRenderedPageBreak/>
+              <w:t>строку как обычный текст.</w:t>
             </w:r>
           </w:p>
         </w:tc>
@@ -5702,6 +6093,7 @@
               <w:rPr>
                 <w:lang w:val="en-US"/>
               </w:rPr>
+              <w:lastRenderedPageBreak/>
               <w:t>TC-24</w:t>
             </w:r>
           </w:p>
@@ -6194,11 +6586,7 @@
               </w:rPr>
             </w:pPr>
             <w:r>
-              <w:t xml:space="preserve">Все значения округлены до 1 </w:t>
-            </w:r>
-            <w:r>
-              <w:lastRenderedPageBreak/>
-              <w:t xml:space="preserve">знака после запятой (напр. </w:t>
+              <w:t xml:space="preserve">Все значения округлены до 1 знака после запятой (напр. </w:t>
             </w:r>
             <w:r>
               <w:rPr>
@@ -6225,7 +6613,6 @@
               <w:rPr>
                 <w:lang w:val="en-US"/>
               </w:rPr>
-              <w:lastRenderedPageBreak/>
               <w:t>TC-27</w:t>
             </w:r>
           </w:p>
@@ -7231,6 +7618,7 @@
               <w:rPr>
                 <w:lang w:val="en-US"/>
               </w:rPr>
+              <w:lastRenderedPageBreak/>
               <w:t>connection</w:t>
             </w:r>
             <w:r>
@@ -7264,6 +7652,7 @@
               <w:rPr>
                 <w:lang w:val="en-US"/>
               </w:rPr>
+              <w:lastRenderedPageBreak/>
               <w:t>TC-34</w:t>
             </w:r>
           </w:p>
@@ -7535,6 +7924,840 @@
         <w:rPr>
           <w:lang w:val="en-US"/>
         </w:rPr>
+      </w:pPr>
+    </w:p>
+    <w:p>
+      <w:pPr>
+        <w:spacing w:before="60" w:after="60"/>
+        <w:rPr>
+          <w:b/>
+        </w:rPr>
+      </w:pPr>
+      <w:r>
+        <w:rPr>
+          <w:b/>
+        </w:rPr>
+        <w:t>Модуль: тестирование баз данных</w:t>
+      </w:r>
+    </w:p>
+    <w:tbl>
+      <w:tblPr>
+        <w:tblStyle w:val="ac"/>
+        <w:tblW w:w="0" w:type="auto"/>
+        <w:tblLook w:val="04A0" w:firstRow="1" w:lastRow="0" w:firstColumn="1" w:lastColumn="0" w:noHBand="0" w:noVBand="1"/>
+      </w:tblPr>
+      <w:tblGrid>
+        <w:gridCol w:w="2336"/>
+        <w:gridCol w:w="2336"/>
+        <w:gridCol w:w="2336"/>
+        <w:gridCol w:w="2337"/>
+      </w:tblGrid>
+      <w:tr>
+        <w:tc>
+          <w:tcPr>
+            <w:tcW w:w="2336" w:type="dxa"/>
+          </w:tcPr>
+          <w:p>
+            <w:pPr>
+              <w:pStyle w:val="a4"/>
+              <w:rPr>
+                <w:b/>
+                <w:sz w:val="24"/>
+                <w:szCs w:val="24"/>
+              </w:rPr>
+            </w:pPr>
+            <w:r>
+              <w:rPr>
+                <w:b/>
+                <w:sz w:val="24"/>
+                <w:szCs w:val="24"/>
+              </w:rPr>
+              <w:t>ID</w:t>
+            </w:r>
+          </w:p>
+        </w:tc>
+        <w:tc>
+          <w:tcPr>
+            <w:tcW w:w="2336" w:type="dxa"/>
+          </w:tcPr>
+          <w:p>
+            <w:pPr>
+              <w:pStyle w:val="a4"/>
+              <w:rPr>
+                <w:b/>
+                <w:sz w:val="24"/>
+                <w:szCs w:val="24"/>
+              </w:rPr>
+            </w:pPr>
+            <w:r>
+              <w:rPr>
+                <w:b/>
+                <w:sz w:val="24"/>
+                <w:szCs w:val="24"/>
+              </w:rPr>
+              <w:t>Название</w:t>
+            </w:r>
+          </w:p>
+        </w:tc>
+        <w:tc>
+          <w:tcPr>
+            <w:tcW w:w="2336" w:type="dxa"/>
+          </w:tcPr>
+          <w:p>
+            <w:pPr>
+              <w:pStyle w:val="a4"/>
+              <w:rPr>
+                <w:b/>
+                <w:sz w:val="24"/>
+                <w:szCs w:val="24"/>
+              </w:rPr>
+            </w:pPr>
+            <w:r>
+              <w:rPr>
+                <w:b/>
+                <w:sz w:val="24"/>
+                <w:szCs w:val="24"/>
+              </w:rPr>
+              <w:t>Шаги</w:t>
+            </w:r>
+          </w:p>
+        </w:tc>
+        <w:tc>
+          <w:tcPr>
+            <w:tcW w:w="2337" w:type="dxa"/>
+          </w:tcPr>
+          <w:p>
+            <w:pPr>
+              <w:pStyle w:val="a4"/>
+              <w:rPr>
+                <w:b/>
+                <w:sz w:val="24"/>
+                <w:szCs w:val="24"/>
+              </w:rPr>
+            </w:pPr>
+            <w:r>
+              <w:rPr>
+                <w:b/>
+                <w:sz w:val="24"/>
+                <w:szCs w:val="24"/>
+              </w:rPr>
+              <w:t>Ожидаемый результат</w:t>
+            </w:r>
+          </w:p>
+        </w:tc>
+      </w:tr>
+      <w:tr>
+        <w:tc>
+          <w:tcPr>
+            <w:tcW w:w="2336" w:type="dxa"/>
+          </w:tcPr>
+          <w:p>
+            <w:pPr>
+              <w:pStyle w:val="a4"/>
+              <w:rPr>
+                <w:sz w:val="24"/>
+                <w:szCs w:val="24"/>
+              </w:rPr>
+            </w:pPr>
+            <w:r>
+              <w:rPr>
+                <w:lang w:val="en-US"/>
+              </w:rPr>
+              <w:t>TC-36</w:t>
+            </w:r>
+          </w:p>
+        </w:tc>
+        <w:tc>
+          <w:tcPr>
+            <w:tcW w:w="2336" w:type="dxa"/>
+          </w:tcPr>
+          <w:p>
+            <w:pPr>
+              <w:pStyle w:val="a4"/>
+              <w:rPr>
+                <w:sz w:val="24"/>
+                <w:szCs w:val="24"/>
+              </w:rPr>
+            </w:pPr>
+            <w:r>
+              <w:rPr>
+                <w:sz w:val="24"/>
+                <w:szCs w:val="24"/>
+              </w:rPr>
+              <w:t>Проверка SQL-схемы на сырые пароли</w:t>
+            </w:r>
+          </w:p>
+        </w:tc>
+        <w:tc>
+          <w:tcPr>
+            <w:tcW w:w="2336" w:type="dxa"/>
+          </w:tcPr>
+          <w:p>
+            <w:pPr>
+              <w:pStyle w:val="a4"/>
+              <w:rPr>
+                <w:sz w:val="24"/>
+                <w:szCs w:val="24"/>
+              </w:rPr>
+            </w:pPr>
+            <w:r>
+              <w:rPr>
+                <w:sz w:val="24"/>
+                <w:szCs w:val="24"/>
+              </w:rPr>
+              <w:t xml:space="preserve">Зарегистрировать пользователя. Напрямую через </w:t>
+            </w:r>
+            <w:proofErr w:type="spellStart"/>
+            <w:r>
+              <w:rPr>
+                <w:sz w:val="24"/>
+                <w:szCs w:val="24"/>
+              </w:rPr>
+              <w:t>psql</w:t>
+            </w:r>
+            <w:proofErr w:type="spellEnd"/>
+            <w:r>
+              <w:rPr>
+                <w:sz w:val="24"/>
+                <w:szCs w:val="24"/>
+              </w:rPr>
+              <w:t>/</w:t>
+            </w:r>
+            <w:proofErr w:type="spellStart"/>
+            <w:r>
+              <w:rPr>
+                <w:sz w:val="24"/>
+                <w:szCs w:val="24"/>
+              </w:rPr>
+              <w:t>pgAdmin</w:t>
+            </w:r>
+            <w:proofErr w:type="spellEnd"/>
+            <w:r>
+              <w:rPr>
+                <w:sz w:val="24"/>
+                <w:szCs w:val="24"/>
+              </w:rPr>
+              <w:t xml:space="preserve"> выполнить: SELECT </w:t>
+            </w:r>
+            <w:proofErr w:type="spellStart"/>
+            <w:r>
+              <w:rPr>
+                <w:sz w:val="24"/>
+                <w:szCs w:val="24"/>
+              </w:rPr>
+              <w:t>password</w:t>
+            </w:r>
+            <w:proofErr w:type="spellEnd"/>
+            <w:r>
+              <w:rPr>
+                <w:sz w:val="24"/>
+                <w:szCs w:val="24"/>
+              </w:rPr>
+              <w:t xml:space="preserve"> FROM </w:t>
+            </w:r>
+            <w:proofErr w:type="spellStart"/>
+            <w:r>
+              <w:rPr>
+                <w:sz w:val="24"/>
+                <w:szCs w:val="24"/>
+              </w:rPr>
+              <w:t>users</w:t>
+            </w:r>
+            <w:proofErr w:type="spellEnd"/>
+            <w:r>
+              <w:rPr>
+                <w:sz w:val="24"/>
+                <w:szCs w:val="24"/>
+              </w:rPr>
+              <w:t xml:space="preserve"> WHERE </w:t>
+            </w:r>
+            <w:proofErr w:type="spellStart"/>
+            <w:r>
+              <w:rPr>
+                <w:sz w:val="24"/>
+                <w:szCs w:val="24"/>
+              </w:rPr>
+              <w:t>login</w:t>
+            </w:r>
+            <w:proofErr w:type="spellEnd"/>
+            <w:r>
+              <w:rPr>
+                <w:sz w:val="24"/>
+                <w:szCs w:val="24"/>
+              </w:rPr>
+              <w:t xml:space="preserve"> = '...'.</w:t>
+            </w:r>
+          </w:p>
+        </w:tc>
+        <w:tc>
+          <w:tcPr>
+            <w:tcW w:w="2337" w:type="dxa"/>
+          </w:tcPr>
+          <w:p>
+            <w:pPr>
+              <w:pStyle w:val="a4"/>
+              <w:rPr>
+                <w:sz w:val="24"/>
+                <w:szCs w:val="24"/>
+              </w:rPr>
+            </w:pPr>
+            <w:r>
+              <w:rPr>
+                <w:sz w:val="24"/>
+                <w:szCs w:val="24"/>
+              </w:rPr>
+              <w:t xml:space="preserve">Поле содержит только </w:t>
+            </w:r>
+            <w:proofErr w:type="spellStart"/>
+            <w:r>
+              <w:rPr>
+                <w:sz w:val="24"/>
+                <w:szCs w:val="24"/>
+              </w:rPr>
+              <w:t>хеш</w:t>
+            </w:r>
+            <w:proofErr w:type="spellEnd"/>
+            <w:r>
+              <w:rPr>
+                <w:sz w:val="24"/>
+                <w:szCs w:val="24"/>
+              </w:rPr>
+              <w:t xml:space="preserve"> $2a$.... Попытка вставить строку в обход </w:t>
+            </w:r>
+            <w:proofErr w:type="spellStart"/>
+            <w:r>
+              <w:rPr>
+                <w:sz w:val="24"/>
+                <w:szCs w:val="24"/>
+              </w:rPr>
+              <w:t>pgcrypto</w:t>
+            </w:r>
+            <w:proofErr w:type="spellEnd"/>
+            <w:r>
+              <w:rPr>
+                <w:sz w:val="24"/>
+                <w:szCs w:val="24"/>
+              </w:rPr>
+              <w:t xml:space="preserve"> (например, открытый текст) вызывает ошибку </w:t>
+            </w:r>
+            <w:proofErr w:type="spellStart"/>
+            <w:r>
+              <w:rPr>
+                <w:sz w:val="24"/>
+                <w:szCs w:val="24"/>
+              </w:rPr>
+              <w:t>валидации</w:t>
+            </w:r>
+            <w:proofErr w:type="spellEnd"/>
+            <w:r>
+              <w:rPr>
+                <w:sz w:val="24"/>
+                <w:szCs w:val="24"/>
+              </w:rPr>
+              <w:t xml:space="preserve"> схемы.</w:t>
+            </w:r>
+          </w:p>
+        </w:tc>
+      </w:tr>
+      <w:tr>
+        <w:tc>
+          <w:tcPr>
+            <w:tcW w:w="2336" w:type="dxa"/>
+          </w:tcPr>
+          <w:p>
+            <w:pPr>
+              <w:pStyle w:val="a4"/>
+              <w:rPr>
+                <w:sz w:val="24"/>
+                <w:szCs w:val="24"/>
+              </w:rPr>
+            </w:pPr>
+            <w:r>
+              <w:rPr>
+                <w:lang w:val="en-US"/>
+              </w:rPr>
+              <w:t>TC-37</w:t>
+            </w:r>
+          </w:p>
+        </w:tc>
+        <w:tc>
+          <w:tcPr>
+            <w:tcW w:w="2336" w:type="dxa"/>
+          </w:tcPr>
+          <w:p>
+            <w:pPr>
+              <w:pStyle w:val="a4"/>
+              <w:rPr>
+                <w:sz w:val="24"/>
+                <w:szCs w:val="24"/>
+              </w:rPr>
+            </w:pPr>
+            <w:r>
+              <w:rPr>
+                <w:sz w:val="24"/>
+                <w:szCs w:val="24"/>
+              </w:rPr>
+              <w:t>Экранирование спецсимволов в SQL</w:t>
+            </w:r>
+          </w:p>
+        </w:tc>
+        <w:tc>
+          <w:tcPr>
+            <w:tcW w:w="2336" w:type="dxa"/>
+          </w:tcPr>
+          <w:p>
+            <w:pPr>
+              <w:pStyle w:val="a4"/>
+              <w:rPr>
+                <w:sz w:val="24"/>
+                <w:szCs w:val="24"/>
+              </w:rPr>
+            </w:pPr>
+            <w:r>
+              <w:rPr>
+                <w:sz w:val="24"/>
+                <w:szCs w:val="24"/>
+              </w:rPr>
+              <w:t xml:space="preserve">Ввести в поле логина и пароля строки вида: </w:t>
+            </w:r>
+            <w:proofErr w:type="spellStart"/>
+            <w:r>
+              <w:rPr>
+                <w:sz w:val="24"/>
+                <w:szCs w:val="24"/>
+              </w:rPr>
+              <w:t>test</w:t>
+            </w:r>
+            <w:proofErr w:type="spellEnd"/>
+            <w:r>
+              <w:rPr>
+                <w:sz w:val="24"/>
+                <w:szCs w:val="24"/>
+              </w:rPr>
+              <w:t xml:space="preserve">'; DROP TABLE </w:t>
+            </w:r>
+            <w:proofErr w:type="spellStart"/>
+            <w:r>
+              <w:rPr>
+                <w:sz w:val="24"/>
+                <w:szCs w:val="24"/>
+              </w:rPr>
+              <w:t>users</w:t>
+            </w:r>
+            <w:proofErr w:type="spellEnd"/>
+            <w:r>
+              <w:rPr>
+                <w:sz w:val="24"/>
+                <w:szCs w:val="24"/>
+              </w:rPr>
+              <w:t>; --, ", "", \x00 (нуль-байт).</w:t>
+            </w:r>
+          </w:p>
+        </w:tc>
+        <w:tc>
+          <w:tcPr>
+            <w:tcW w:w="2337" w:type="dxa"/>
+          </w:tcPr>
+          <w:p>
+            <w:pPr>
+              <w:pStyle w:val="a4"/>
+              <w:rPr>
+                <w:sz w:val="24"/>
+                <w:szCs w:val="24"/>
+              </w:rPr>
+            </w:pPr>
+            <w:r>
+              <w:rPr>
+                <w:sz w:val="24"/>
+                <w:szCs w:val="24"/>
+              </w:rPr>
+              <w:t xml:space="preserve">Сервер безопасно обрабатывает данные через </w:t>
+            </w:r>
+            <w:proofErr w:type="spellStart"/>
+            <w:r>
+              <w:rPr>
+                <w:sz w:val="24"/>
+                <w:szCs w:val="24"/>
+              </w:rPr>
+              <w:t>Prepared</w:t>
+            </w:r>
+            <w:proofErr w:type="spellEnd"/>
+            <w:r>
+              <w:rPr>
+                <w:sz w:val="24"/>
+                <w:szCs w:val="24"/>
+              </w:rPr>
+              <w:t xml:space="preserve"> </w:t>
+            </w:r>
+            <w:proofErr w:type="spellStart"/>
+            <w:r>
+              <w:rPr>
+                <w:sz w:val="24"/>
+                <w:szCs w:val="24"/>
+              </w:rPr>
+              <w:t>Statements</w:t>
+            </w:r>
+            <w:proofErr w:type="spellEnd"/>
+            <w:r>
+              <w:rPr>
+                <w:sz w:val="24"/>
+                <w:szCs w:val="24"/>
+              </w:rPr>
+              <w:t>. Данные сохраняются в БД как текстовые литералы, структура таблиц не нарушена.</w:t>
+            </w:r>
+          </w:p>
+        </w:tc>
+      </w:tr>
+      <w:tr>
+        <w:tc>
+          <w:tcPr>
+            <w:tcW w:w="2336" w:type="dxa"/>
+          </w:tcPr>
+          <w:p>
+            <w:pPr>
+              <w:pStyle w:val="a4"/>
+              <w:rPr>
+                <w:sz w:val="24"/>
+                <w:szCs w:val="24"/>
+              </w:rPr>
+            </w:pPr>
+            <w:r>
+              <w:rPr>
+                <w:lang w:val="en-US"/>
+              </w:rPr>
+              <w:t>TC-38</w:t>
+            </w:r>
+          </w:p>
+        </w:tc>
+        <w:tc>
+          <w:tcPr>
+            <w:tcW w:w="2336" w:type="dxa"/>
+          </w:tcPr>
+          <w:p>
+            <w:pPr>
+              <w:pStyle w:val="a4"/>
+              <w:rPr>
+                <w:sz w:val="24"/>
+                <w:szCs w:val="24"/>
+              </w:rPr>
+            </w:pPr>
+            <w:r>
+              <w:rPr>
+                <w:sz w:val="24"/>
+                <w:szCs w:val="24"/>
+              </w:rPr>
+              <w:t>Устойчивость к транзакционным сбоям</w:t>
+            </w:r>
+          </w:p>
+        </w:tc>
+        <w:tc>
+          <w:tcPr>
+            <w:tcW w:w="2336" w:type="dxa"/>
+          </w:tcPr>
+          <w:p>
+            <w:pPr>
+              <w:pStyle w:val="a4"/>
+              <w:rPr>
+                <w:sz w:val="24"/>
+                <w:szCs w:val="24"/>
+              </w:rPr>
+            </w:pPr>
+            <w:r>
+              <w:rPr>
+                <w:sz w:val="24"/>
+                <w:szCs w:val="24"/>
+              </w:rPr>
+              <w:t>Инициировать регистрацию пользователя. В момент выполнения SQL-запроса искусственно оборвать соединение с БД.</w:t>
+            </w:r>
+          </w:p>
+        </w:tc>
+        <w:tc>
+          <w:tcPr>
+            <w:tcW w:w="2337" w:type="dxa"/>
+          </w:tcPr>
+          <w:p>
+            <w:pPr>
+              <w:pStyle w:val="a4"/>
+              <w:rPr>
+                <w:sz w:val="24"/>
+                <w:szCs w:val="24"/>
+              </w:rPr>
+            </w:pPr>
+            <w:r>
+              <w:rPr>
+                <w:sz w:val="24"/>
+                <w:szCs w:val="24"/>
+              </w:rPr>
+              <w:t>Транзакция откатывается (</w:t>
+            </w:r>
+            <w:proofErr w:type="spellStart"/>
+            <w:r>
+              <w:rPr>
+                <w:sz w:val="24"/>
+                <w:szCs w:val="24"/>
+              </w:rPr>
+              <w:t>Rollback</w:t>
+            </w:r>
+            <w:proofErr w:type="spellEnd"/>
+            <w:r>
+              <w:rPr>
+                <w:sz w:val="24"/>
+                <w:szCs w:val="24"/>
+              </w:rPr>
+              <w:t>). В БД нет "битых" или частично заполненных профилей. Сервер возвращает корректную ошибку.</w:t>
+            </w:r>
+          </w:p>
+        </w:tc>
+      </w:tr>
+      <w:tr>
+        <w:tc>
+          <w:tcPr>
+            <w:tcW w:w="2336" w:type="dxa"/>
+          </w:tcPr>
+          <w:p>
+            <w:pPr>
+              <w:pStyle w:val="a4"/>
+              <w:rPr>
+                <w:sz w:val="24"/>
+                <w:szCs w:val="24"/>
+              </w:rPr>
+            </w:pPr>
+            <w:r>
+              <w:rPr>
+                <w:lang w:val="en-US"/>
+              </w:rPr>
+              <w:t>TC-39</w:t>
+            </w:r>
+          </w:p>
+        </w:tc>
+        <w:tc>
+          <w:tcPr>
+            <w:tcW w:w="2336" w:type="dxa"/>
+          </w:tcPr>
+          <w:p>
+            <w:pPr>
+              <w:pStyle w:val="a4"/>
+              <w:rPr>
+                <w:sz w:val="24"/>
+                <w:szCs w:val="24"/>
+              </w:rPr>
+            </w:pPr>
+            <w:r>
+              <w:rPr>
+                <w:sz w:val="24"/>
+                <w:szCs w:val="24"/>
+              </w:rPr>
+              <w:t xml:space="preserve">Уникальность </w:t>
+            </w:r>
+            <w:proofErr w:type="spellStart"/>
+            <w:r>
+              <w:rPr>
+                <w:sz w:val="24"/>
+                <w:szCs w:val="24"/>
+              </w:rPr>
+              <w:t>Email</w:t>
+            </w:r>
+            <w:proofErr w:type="spellEnd"/>
+          </w:p>
+        </w:tc>
+        <w:tc>
+          <w:tcPr>
+            <w:tcW w:w="2336" w:type="dxa"/>
+          </w:tcPr>
+          <w:p>
+            <w:pPr>
+              <w:pStyle w:val="a4"/>
+              <w:rPr>
+                <w:sz w:val="24"/>
+                <w:szCs w:val="24"/>
+              </w:rPr>
+            </w:pPr>
+            <w:r>
+              <w:rPr>
+                <w:sz w:val="24"/>
+                <w:szCs w:val="24"/>
+              </w:rPr>
+              <w:t xml:space="preserve">Попытаться зарегистрировать двух разных пользователей на один и тот же </w:t>
+            </w:r>
+            <w:proofErr w:type="spellStart"/>
+            <w:r>
+              <w:rPr>
+                <w:sz w:val="24"/>
+                <w:szCs w:val="24"/>
+              </w:rPr>
+              <w:t>Email</w:t>
+            </w:r>
+            <w:proofErr w:type="spellEnd"/>
+            <w:r>
+              <w:rPr>
+                <w:sz w:val="24"/>
+                <w:szCs w:val="24"/>
+              </w:rPr>
+              <w:t>.</w:t>
+            </w:r>
+          </w:p>
+        </w:tc>
+        <w:tc>
+          <w:tcPr>
+            <w:tcW w:w="2337" w:type="dxa"/>
+          </w:tcPr>
+          <w:p>
+            <w:pPr>
+              <w:pStyle w:val="a4"/>
+              <w:rPr>
+                <w:sz w:val="24"/>
+                <w:szCs w:val="24"/>
+              </w:rPr>
+            </w:pPr>
+            <w:r>
+              <w:rPr>
+                <w:sz w:val="24"/>
+                <w:szCs w:val="24"/>
+              </w:rPr>
+              <w:t>Срабатывает ограничение UNIQUE в SQL-схеме. Второй пользователь не создается, сервер возвращает ошибку дубликата.</w:t>
+            </w:r>
+          </w:p>
+        </w:tc>
+      </w:tr>
+      <w:tr>
+        <w:tc>
+          <w:tcPr>
+            <w:tcW w:w="2336" w:type="dxa"/>
+          </w:tcPr>
+          <w:p>
+            <w:pPr>
+              <w:pStyle w:val="a4"/>
+              <w:rPr>
+                <w:sz w:val="24"/>
+                <w:szCs w:val="24"/>
+              </w:rPr>
+            </w:pPr>
+            <w:r>
+              <w:rPr>
+                <w:lang w:val="en-US"/>
+              </w:rPr>
+              <w:lastRenderedPageBreak/>
+              <w:t>TC-40</w:t>
+            </w:r>
+          </w:p>
+        </w:tc>
+        <w:tc>
+          <w:tcPr>
+            <w:tcW w:w="2336" w:type="dxa"/>
+          </w:tcPr>
+          <w:p>
+            <w:pPr>
+              <w:pStyle w:val="a4"/>
+              <w:rPr>
+                <w:sz w:val="24"/>
+                <w:szCs w:val="24"/>
+              </w:rPr>
+            </w:pPr>
+            <w:r>
+              <w:rPr>
+                <w:sz w:val="24"/>
+                <w:szCs w:val="24"/>
+              </w:rPr>
+              <w:t>Очистка сессий (Таймаут)</w:t>
+            </w:r>
+          </w:p>
+        </w:tc>
+        <w:tc>
+          <w:tcPr>
+            <w:tcW w:w="2336" w:type="dxa"/>
+          </w:tcPr>
+          <w:p>
+            <w:pPr>
+              <w:pStyle w:val="a4"/>
+              <w:rPr>
+                <w:sz w:val="24"/>
+                <w:szCs w:val="24"/>
+              </w:rPr>
+            </w:pPr>
+            <w:r>
+              <w:rPr>
+                <w:sz w:val="24"/>
+                <w:szCs w:val="24"/>
+              </w:rPr>
+              <w:t xml:space="preserve">Создать сессию пользователя в БД. Изменить системное время в </w:t>
+            </w:r>
+            <w:proofErr w:type="spellStart"/>
+            <w:r>
+              <w:rPr>
+                <w:sz w:val="24"/>
+                <w:szCs w:val="24"/>
+              </w:rPr>
+              <w:t>Docker</w:t>
+            </w:r>
+            <w:proofErr w:type="spellEnd"/>
+            <w:r>
+              <w:rPr>
+                <w:sz w:val="24"/>
+                <w:szCs w:val="24"/>
+              </w:rPr>
+              <w:t>-контейнере на +24 часа. Попробовать совершить действие.</w:t>
+            </w:r>
+          </w:p>
+        </w:tc>
+        <w:tc>
+          <w:tcPr>
+            <w:tcW w:w="2337" w:type="dxa"/>
+          </w:tcPr>
+          <w:p>
+            <w:pPr>
+              <w:pStyle w:val="a4"/>
+              <w:rPr>
+                <w:sz w:val="24"/>
+                <w:szCs w:val="24"/>
+              </w:rPr>
+            </w:pPr>
+            <w:r>
+              <w:rPr>
+                <w:sz w:val="24"/>
+                <w:szCs w:val="24"/>
+              </w:rPr>
+              <w:t xml:space="preserve">Запрос отклоняется, так как </w:t>
+            </w:r>
+            <w:proofErr w:type="spellStart"/>
+            <w:r>
+              <w:rPr>
+                <w:sz w:val="24"/>
+                <w:szCs w:val="24"/>
+              </w:rPr>
+              <w:t>токен</w:t>
+            </w:r>
+            <w:proofErr w:type="spellEnd"/>
+            <w:r>
+              <w:rPr>
+                <w:sz w:val="24"/>
+                <w:szCs w:val="24"/>
+              </w:rPr>
+              <w:t xml:space="preserve"> сессии в БД признан устаревшим. В БД срабатывает автоматическая очистка (или принудительный </w:t>
+            </w:r>
+            <w:proofErr w:type="spellStart"/>
+            <w:r>
+              <w:rPr>
+                <w:sz w:val="24"/>
+                <w:szCs w:val="24"/>
+              </w:rPr>
+              <w:t>Logout</w:t>
+            </w:r>
+            <w:proofErr w:type="spellEnd"/>
+            <w:r>
+              <w:rPr>
+                <w:sz w:val="24"/>
+                <w:szCs w:val="24"/>
+              </w:rPr>
+              <w:t>).</w:t>
+            </w:r>
+          </w:p>
+        </w:tc>
+      </w:tr>
+    </w:tbl>
+    <w:p>
+      <w:pPr>
+        <w:pStyle w:val="1"/>
+        <w:spacing w:before="240" w:after="120"/>
       </w:pPr>
     </w:p>
     <w:p>
@@ -7620,7 +8843,15 @@
           <w:sz w:val="24"/>
           <w:szCs w:val="24"/>
         </w:rPr>
-        <w:t>хешей.</w:t>
+        <w:t>хешей</w:t>
+      </w:r>
+      <w:proofErr w:type="spellEnd"/>
+      <w:r>
+        <w:rPr>
+          <w:sz w:val="24"/>
+          <w:szCs w:val="24"/>
+        </w:rPr>
+        <w:t>.</w:t>
       </w:r>
     </w:p>
     <w:p>
@@ -7635,13 +8866,11 @@
           <w:szCs w:val="24"/>
         </w:rPr>
       </w:pPr>
-      <w:proofErr w:type="spellEnd"/>
       <w:r>
         <w:rPr>
           <w:sz w:val="24"/>
           <w:szCs w:val="24"/>
         </w:rPr>
-        <w:lastRenderedPageBreak/>
         <w:t>Окно графика автоматически разворачи</w:t>
       </w:r>
       <w:r>
@@ -7674,6 +8903,176 @@
     </w:p>
     <w:p>
       <w:pPr>
+        <w:pStyle w:val="a4"/>
+        <w:numPr>
+          <w:ilvl w:val="0"/>
+          <w:numId w:val="4"/>
+        </w:numPr>
+        <w:rPr>
+          <w:sz w:val="24"/>
+          <w:szCs w:val="24"/>
+        </w:rPr>
+      </w:pPr>
+      <w:r>
+        <w:rPr>
+          <w:sz w:val="24"/>
+          <w:szCs w:val="24"/>
+        </w:rPr>
+        <w:t>Отсутствуют утечки соединений (</w:t>
+      </w:r>
+      <w:proofErr w:type="spellStart"/>
+      <w:r>
+        <w:rPr>
+          <w:sz w:val="24"/>
+          <w:szCs w:val="24"/>
+        </w:rPr>
+        <w:t>Connection</w:t>
+      </w:r>
+      <w:proofErr w:type="spellEnd"/>
+      <w:r>
+        <w:rPr>
+          <w:sz w:val="24"/>
+          <w:szCs w:val="24"/>
+        </w:rPr>
+        <w:t xml:space="preserve"> </w:t>
+      </w:r>
+      <w:proofErr w:type="spellStart"/>
+      <w:r>
+        <w:rPr>
+          <w:sz w:val="24"/>
+          <w:szCs w:val="24"/>
+        </w:rPr>
+        <w:t>Leaks</w:t>
+      </w:r>
+      <w:proofErr w:type="spellEnd"/>
+      <w:r>
+        <w:rPr>
+          <w:sz w:val="24"/>
+          <w:szCs w:val="24"/>
+        </w:rPr>
+        <w:t xml:space="preserve">) с </w:t>
+      </w:r>
+      <w:proofErr w:type="spellStart"/>
+      <w:r>
+        <w:rPr>
+          <w:sz w:val="24"/>
+          <w:szCs w:val="24"/>
+        </w:rPr>
+        <w:t>PostgreSQL</w:t>
+      </w:r>
+      <w:proofErr w:type="spellEnd"/>
+      <w:r>
+        <w:rPr>
+          <w:sz w:val="24"/>
+          <w:szCs w:val="24"/>
+        </w:rPr>
+        <w:t xml:space="preserve"> 15 при симуляции 100 последовательных циклов </w:t>
+      </w:r>
+      <w:proofErr w:type="spellStart"/>
+      <w:r>
+        <w:rPr>
+          <w:sz w:val="24"/>
+          <w:szCs w:val="24"/>
+        </w:rPr>
+        <w:t>Login</w:t>
+      </w:r>
+      <w:proofErr w:type="spellEnd"/>
+      <w:r>
+        <w:rPr>
+          <w:sz w:val="24"/>
+          <w:szCs w:val="24"/>
+        </w:rPr>
+        <w:t>/</w:t>
+      </w:r>
+      <w:proofErr w:type="spellStart"/>
+      <w:r>
+        <w:rPr>
+          <w:sz w:val="24"/>
+          <w:szCs w:val="24"/>
+        </w:rPr>
+        <w:t>Logout</w:t>
+      </w:r>
+      <w:proofErr w:type="spellEnd"/>
+      <w:r>
+        <w:rPr>
+          <w:sz w:val="24"/>
+          <w:szCs w:val="24"/>
+        </w:rPr>
+        <w:t>.</w:t>
+      </w:r>
+    </w:p>
+    <w:p>
+      <w:pPr>
+        <w:pStyle w:val="a4"/>
+        <w:numPr>
+          <w:ilvl w:val="0"/>
+          <w:numId w:val="4"/>
+        </w:numPr>
+        <w:rPr>
+          <w:sz w:val="24"/>
+          <w:szCs w:val="24"/>
+        </w:rPr>
+      </w:pPr>
+      <w:r>
+        <w:rPr>
+          <w:sz w:val="24"/>
+          <w:szCs w:val="24"/>
+        </w:rPr>
+        <w:t xml:space="preserve">Все структуры данных (таблицы </w:t>
+      </w:r>
+      <w:proofErr w:type="spellStart"/>
+      <w:r>
+        <w:rPr>
+          <w:sz w:val="24"/>
+          <w:szCs w:val="24"/>
+        </w:rPr>
+        <w:t>users</w:t>
+      </w:r>
+      <w:proofErr w:type="spellEnd"/>
+      <w:r>
+        <w:rPr>
+          <w:sz w:val="24"/>
+          <w:szCs w:val="24"/>
+        </w:rPr>
+        <w:t xml:space="preserve">, </w:t>
+      </w:r>
+      <w:proofErr w:type="spellStart"/>
+      <w:r>
+        <w:rPr>
+          <w:sz w:val="24"/>
+          <w:szCs w:val="24"/>
+        </w:rPr>
+        <w:t>sessions</w:t>
+      </w:r>
+      <w:proofErr w:type="spellEnd"/>
+      <w:r>
+        <w:rPr>
+          <w:sz w:val="24"/>
+          <w:szCs w:val="24"/>
+        </w:rPr>
+        <w:t xml:space="preserve">) создаются строго через миграции/скрипты внутри </w:t>
+      </w:r>
+      <w:proofErr w:type="spellStart"/>
+      <w:r>
+        <w:rPr>
+          <w:sz w:val="24"/>
+          <w:szCs w:val="24"/>
+        </w:rPr>
+        <w:t>Docker</w:t>
+      </w:r>
+      <w:proofErr w:type="spellEnd"/>
+      <w:r>
+        <w:rPr>
+          <w:sz w:val="24"/>
+          <w:szCs w:val="24"/>
+        </w:rPr>
+        <w:t>-окружения без ручного вмешательства.</w:t>
+      </w:r>
+      <w:bookmarkStart w:id="0" w:name="_GoBack"/>
+      <w:bookmarkEnd w:id="0"/>
+    </w:p>
+    <w:p>
+      <w:pPr>
         <w:pStyle w:val="1"/>
         <w:spacing w:before="240" w:after="120"/>
       </w:pPr>
@@ -7681,10 +9080,7 @@
         <w:t>9</w:t>
       </w:r>
       <w:r>
-        <w:t>. Обязан</w:t>
-      </w:r>
-      <w:r>
-        <w:t>ности</w:t>
+        <w:t>. Обязанности</w:t>
       </w:r>
     </w:p>
     <w:p>
@@ -8263,6 +9659,7 @@
               <w:rPr>
                 <w:lang w:val="en-US"/>
               </w:rPr>
+              <w:lastRenderedPageBreak/>
               <w:t>День</w:t>
             </w:r>
             <w:proofErr w:type="spellEnd"/>
@@ -9285,6 +10682,7 @@
   <w:style w:type="character" w:default="1" w:styleId="a0">
     <w:name w:val="Default Paragraph Font"/>
     <w:uiPriority w:val="1"/>
+    <w:semiHidden/>
     <w:unhideWhenUsed/>
   </w:style>
   <w:style w:type="table" w:default="1" w:styleId="a1">
@@ -9414,6 +10812,16 @@
         <w:insideV w:val="single" w:sz="4" w:space="0" w:color="auto"/>
       </w:tblBorders>
     </w:tblPr>
+  </w:style>
+  <w:style w:type="character" w:customStyle="1" w:styleId="citation-40">
+    <w:name w:val="citation-40"/>
+    <w:basedOn w:val="a0"/>
+    <w:rsid w:val="00782BBC"/>
+  </w:style>
+  <w:style w:type="character" w:customStyle="1" w:styleId="citation-39">
+    <w:name w:val="citation-39"/>
+    <w:basedOn w:val="a0"/>
+    <w:rsid w:val="00782BBC"/>
   </w:style>
 </w:styles>
 </file>
